--- a/docs/Plan_Fases_Visualizacion_3D_Argenparts.docx
+++ b/docs/Plan_Fases_Visualizacion_3D_Argenparts.docx
@@ -93,6 +93,363 @@
           <w:szCs w:val="24"/>
         </w:rPr>
         <w:t xml:space="preserve">15 de julio de 2026</w:t>
+      </w:r>
+    </w:p>
+    <w:p>
+      <w:r>
+        <w:br w:type="page"/>
+      </w:r>
+    </w:p>
+    <w:p>
+      <w:pPr>
+        <w:spacing w:before="240" w:line="480"/>
+        <w:jc w:val="center"/>
+      </w:pPr>
+      <w:r>
+        <w:rPr>
+          <w:rFonts w:ascii="Times New Roman" w:cs="Times New Roman" w:eastAsia="Times New Roman" w:hAnsi="Times New Roman"/>
+          <w:b/>
+          <w:bCs/>
+          <w:sz w:val="24"/>
+          <w:szCs w:val="24"/>
+        </w:rPr>
+        <w:t xml:space="preserve">Índice</w:t>
+      </w:r>
+    </w:p>
+    <w:p>
+      <w:pPr>
+        <w:tabs>
+          <w:tab w:val="right" w:pos="9360" w:leader="dot"/>
+        </w:tabs>
+        <w:spacing w:line="480"/>
+      </w:pPr>
+      <w:r>
+        <w:rPr>
+          <w:rFonts w:ascii="Times New Roman" w:cs="Times New Roman" w:eastAsia="Times New Roman" w:hAnsi="Times New Roman"/>
+          <w:sz w:val="24"/>
+          <w:szCs w:val="24"/>
+        </w:rPr>
+        <w:t xml:space="preserve">Resumen Ejecutivo</w:t>
+      </w:r>
+      <w:r>
+        <w:rPr>
+          <w:rFonts w:ascii="Times New Roman" w:cs="Times New Roman" w:eastAsia="Times New Roman" w:hAnsi="Times New Roman"/>
+          <w:sz w:val="24"/>
+          <w:szCs w:val="24"/>
+        </w:rPr>
+        <w:t xml:space="preserve">	3</w:t>
+      </w:r>
+    </w:p>
+    <w:p>
+      <w:pPr>
+        <w:tabs>
+          <w:tab w:val="right" w:pos="9360" w:leader="dot"/>
+        </w:tabs>
+        <w:spacing w:line="480"/>
+      </w:pPr>
+      <w:r>
+        <w:rPr>
+          <w:rFonts w:ascii="Times New Roman" w:cs="Times New Roman" w:eastAsia="Times New Roman" w:hAnsi="Times New Roman"/>
+          <w:sz w:val="24"/>
+          <w:szCs w:val="24"/>
+        </w:rPr>
+        <w:t xml:space="preserve">Fase 0. Situación Actual y Validaciones Previas</w:t>
+      </w:r>
+      <w:r>
+        <w:rPr>
+          <w:rFonts w:ascii="Times New Roman" w:cs="Times New Roman" w:eastAsia="Times New Roman" w:hAnsi="Times New Roman"/>
+          <w:sz w:val="24"/>
+          <w:szCs w:val="24"/>
+        </w:rPr>
+        <w:t xml:space="preserve">	4</w:t>
+      </w:r>
+    </w:p>
+    <w:p>
+      <w:pPr>
+        <w:tabs>
+          <w:tab w:val="right" w:pos="9360" w:leader="dot"/>
+        </w:tabs>
+        <w:spacing w:line="480"/>
+      </w:pPr>
+      <w:r>
+        <w:rPr>
+          <w:rFonts w:ascii="Times New Roman" w:cs="Times New Roman" w:eastAsia="Times New Roman" w:hAnsi="Times New Roman"/>
+          <w:sz w:val="24"/>
+          <w:szCs w:val="24"/>
+        </w:rPr>
+        <w:t xml:space="preserve">Rutas de Generación del Activo Tridimensional</w:t>
+      </w:r>
+      <w:r>
+        <w:rPr>
+          <w:rFonts w:ascii="Times New Roman" w:cs="Times New Roman" w:eastAsia="Times New Roman" w:hAnsi="Times New Roman"/>
+          <w:sz w:val="24"/>
+          <w:szCs w:val="24"/>
+        </w:rPr>
+        <w:t xml:space="preserve">	6</w:t>
+      </w:r>
+    </w:p>
+    <w:p>
+      <w:pPr>
+        <w:tabs>
+          <w:tab w:val="right" w:pos="9360" w:leader="dot"/>
+        </w:tabs>
+        <w:spacing w:line="480"/>
+      </w:pPr>
+      <w:r>
+        <w:rPr>
+          <w:rFonts w:ascii="Times New Roman" w:cs="Times New Roman" w:eastAsia="Times New Roman" w:hAnsi="Times New Roman"/>
+          <w:sz w:val="24"/>
+          <w:szCs w:val="24"/>
+        </w:rPr>
+        <w:t xml:space="preserve">Herramientas: Motores de Generación, Blender y Derivación de Video</w:t>
+      </w:r>
+      <w:r>
+        <w:rPr>
+          <w:rFonts w:ascii="Times New Roman" w:cs="Times New Roman" w:eastAsia="Times New Roman" w:hAnsi="Times New Roman"/>
+          <w:sz w:val="24"/>
+          <w:szCs w:val="24"/>
+        </w:rPr>
+        <w:t xml:space="preserve">	8</w:t>
+      </w:r>
+    </w:p>
+    <w:p>
+      <w:pPr>
+        <w:tabs>
+          <w:tab w:val="right" w:pos="9360" w:leader="dot"/>
+        </w:tabs>
+        <w:spacing w:line="480"/>
+      </w:pPr>
+      <w:r>
+        <w:rPr>
+          <w:rFonts w:ascii="Times New Roman" w:cs="Times New Roman" w:eastAsia="Times New Roman" w:hAnsi="Times New Roman"/>
+          <w:sz w:val="24"/>
+          <w:szCs w:val="24"/>
+        </w:rPr>
+        <w:t xml:space="preserve">Fase 1. Pruebas de Generación por IA y Validación en Shopify</w:t>
+      </w:r>
+      <w:r>
+        <w:rPr>
+          <w:rFonts w:ascii="Times New Roman" w:cs="Times New Roman" w:eastAsia="Times New Roman" w:hAnsi="Times New Roman"/>
+          <w:sz w:val="24"/>
+          <w:szCs w:val="24"/>
+        </w:rPr>
+        <w:t xml:space="preserve">	10</w:t>
+      </w:r>
+    </w:p>
+    <w:p>
+      <w:pPr>
+        <w:tabs>
+          <w:tab w:val="right" w:pos="9360" w:leader="dot"/>
+        </w:tabs>
+        <w:spacing w:line="480"/>
+      </w:pPr>
+      <w:r>
+        <w:rPr>
+          <w:rFonts w:ascii="Times New Roman" w:cs="Times New Roman" w:eastAsia="Times New Roman" w:hAnsi="Times New Roman"/>
+          <w:sz w:val="24"/>
+          <w:szCs w:val="24"/>
+        </w:rPr>
+        <w:t xml:space="preserve">Fase 2. Estandarización del Proceso de Captura y Pipeline Automatizado</w:t>
+      </w:r>
+      <w:r>
+        <w:rPr>
+          <w:rFonts w:ascii="Times New Roman" w:cs="Times New Roman" w:eastAsia="Times New Roman" w:hAnsi="Times New Roman"/>
+          <w:sz w:val="24"/>
+          <w:szCs w:val="24"/>
+        </w:rPr>
+        <w:t xml:space="preserve">	11</w:t>
+      </w:r>
+    </w:p>
+    <w:p>
+      <w:pPr>
+        <w:tabs>
+          <w:tab w:val="right" w:pos="9360" w:leader="dot"/>
+        </w:tabs>
+        <w:spacing w:line="480"/>
+      </w:pPr>
+      <w:r>
+        <w:rPr>
+          <w:rFonts w:ascii="Times New Roman" w:cs="Times New Roman" w:eastAsia="Times New Roman" w:hAnsi="Times New Roman"/>
+          <w:sz w:val="24"/>
+          <w:szCs w:val="24"/>
+        </w:rPr>
+        <w:t xml:space="preserve">Fase 3. Escalamiento a Amazon y Rezago de Catálogo</w:t>
+      </w:r>
+      <w:r>
+        <w:rPr>
+          <w:rFonts w:ascii="Times New Roman" w:cs="Times New Roman" w:eastAsia="Times New Roman" w:hAnsi="Times New Roman"/>
+          <w:sz w:val="24"/>
+          <w:szCs w:val="24"/>
+        </w:rPr>
+        <w:t xml:space="preserve">	12</w:t>
+      </w:r>
+    </w:p>
+    <w:p>
+      <w:pPr>
+        <w:tabs>
+          <w:tab w:val="right" w:pos="9360" w:leader="dot"/>
+        </w:tabs>
+        <w:spacing w:line="480"/>
+      </w:pPr>
+      <w:r>
+        <w:rPr>
+          <w:rFonts w:ascii="Times New Roman" w:cs="Times New Roman" w:eastAsia="Times New Roman" w:hAnsi="Times New Roman"/>
+          <w:sz w:val="24"/>
+          <w:szCs w:val="24"/>
+        </w:rPr>
+        <w:t xml:space="preserve">Fase 4. Producción y Retroalimentación</w:t>
+      </w:r>
+      <w:r>
+        <w:rPr>
+          <w:rFonts w:ascii="Times New Roman" w:cs="Times New Roman" w:eastAsia="Times New Roman" w:hAnsi="Times New Roman"/>
+          <w:sz w:val="24"/>
+          <w:szCs w:val="24"/>
+        </w:rPr>
+        <w:t xml:space="preserve">	13</w:t>
+      </w:r>
+    </w:p>
+    <w:p>
+      <w:pPr>
+        <w:tabs>
+          <w:tab w:val="right" w:pos="9360" w:leader="dot"/>
+        </w:tabs>
+        <w:spacing w:line="480"/>
+      </w:pPr>
+      <w:r>
+        <w:rPr>
+          <w:rFonts w:ascii="Times New Roman" w:cs="Times New Roman" w:eastAsia="Times New Roman" w:hAnsi="Times New Roman"/>
+          <w:sz w:val="24"/>
+          <w:szCs w:val="24"/>
+        </w:rPr>
+        <w:t xml:space="preserve">Actualización: Pipeline Operando de Extremo a Extremo (Prueba 3)</w:t>
+      </w:r>
+      <w:r>
+        <w:rPr>
+          <w:rFonts w:ascii="Times New Roman" w:cs="Times New Roman" w:eastAsia="Times New Roman" w:hAnsi="Times New Roman"/>
+          <w:sz w:val="24"/>
+          <w:szCs w:val="24"/>
+        </w:rPr>
+        <w:t xml:space="preserve">	13</w:t>
+      </w:r>
+    </w:p>
+    <w:p>
+      <w:pPr>
+        <w:tabs>
+          <w:tab w:val="right" w:pos="9360" w:leader="dot"/>
+        </w:tabs>
+        <w:spacing w:line="480"/>
+      </w:pPr>
+      <w:r>
+        <w:rPr>
+          <w:rFonts w:ascii="Times New Roman" w:cs="Times New Roman" w:eastAsia="Times New Roman" w:hAnsi="Times New Roman"/>
+          <w:sz w:val="24"/>
+          <w:szCs w:val="24"/>
+        </w:rPr>
+        <w:t xml:space="preserve">Preguntas de la Dirección y Respuestas</w:t>
+      </w:r>
+      <w:r>
+        <w:rPr>
+          <w:rFonts w:ascii="Times New Roman" w:cs="Times New Roman" w:eastAsia="Times New Roman" w:hAnsi="Times New Roman"/>
+          <w:sz w:val="24"/>
+          <w:szCs w:val="24"/>
+        </w:rPr>
+        <w:t xml:space="preserve">	14</w:t>
+      </w:r>
+    </w:p>
+    <w:p>
+      <w:pPr>
+        <w:tabs>
+          <w:tab w:val="right" w:pos="9360" w:leader="dot"/>
+        </w:tabs>
+        <w:spacing w:line="480"/>
+      </w:pPr>
+      <w:r>
+        <w:rPr>
+          <w:rFonts w:ascii="Times New Roman" w:cs="Times New Roman" w:eastAsia="Times New Roman" w:hAnsi="Times New Roman"/>
+          <w:sz w:val="24"/>
+          <w:szCs w:val="24"/>
+        </w:rPr>
+        <w:t xml:space="preserve">Análisis de Costos: Catálogo Completo (costo por SKU y total)</w:t>
+      </w:r>
+      <w:r>
+        <w:rPr>
+          <w:rFonts w:ascii="Times New Roman" w:cs="Times New Roman" w:eastAsia="Times New Roman" w:hAnsi="Times New Roman"/>
+          <w:sz w:val="24"/>
+          <w:szCs w:val="24"/>
+        </w:rPr>
+        <w:t xml:space="preserve">	15</w:t>
+      </w:r>
+    </w:p>
+    <w:p>
+      <w:pPr>
+        <w:tabs>
+          <w:tab w:val="right" w:pos="9360" w:leader="dot"/>
+        </w:tabs>
+        <w:spacing w:line="480"/>
+      </w:pPr>
+      <w:r>
+        <w:rPr>
+          <w:rFonts w:ascii="Times New Roman" w:cs="Times New Roman" w:eastAsia="Times New Roman" w:hAnsi="Times New Roman"/>
+          <w:sz w:val="24"/>
+          <w:szCs w:val="24"/>
+        </w:rPr>
+        <w:t xml:space="preserve">Riesgos y Puntos de Control</w:t>
+      </w:r>
+      <w:r>
+        <w:rPr>
+          <w:rFonts w:ascii="Times New Roman" w:cs="Times New Roman" w:eastAsia="Times New Roman" w:hAnsi="Times New Roman"/>
+          <w:sz w:val="24"/>
+          <w:szCs w:val="24"/>
+        </w:rPr>
+        <w:t xml:space="preserve">	16</w:t>
+      </w:r>
+    </w:p>
+    <w:p>
+      <w:pPr>
+        <w:tabs>
+          <w:tab w:val="right" w:pos="9360" w:leader="dot"/>
+        </w:tabs>
+        <w:spacing w:line="480"/>
+      </w:pPr>
+      <w:r>
+        <w:rPr>
+          <w:rFonts w:ascii="Times New Roman" w:cs="Times New Roman" w:eastAsia="Times New Roman" w:hAnsi="Times New Roman"/>
+          <w:sz w:val="24"/>
+          <w:szCs w:val="24"/>
+        </w:rPr>
+        <w:t xml:space="preserve">Conclusión</w:t>
+      </w:r>
+      <w:r>
+        <w:rPr>
+          <w:rFonts w:ascii="Times New Roman" w:cs="Times New Roman" w:eastAsia="Times New Roman" w:hAnsi="Times New Roman"/>
+          <w:sz w:val="24"/>
+          <w:szCs w:val="24"/>
+        </w:rPr>
+        <w:t xml:space="preserve">	16</w:t>
+      </w:r>
+    </w:p>
+    <w:p>
+      <w:pPr>
+        <w:tabs>
+          <w:tab w:val="right" w:pos="9360" w:leader="dot"/>
+        </w:tabs>
+        <w:spacing w:line="480"/>
+      </w:pPr>
+      <w:r>
+        <w:rPr>
+          <w:rFonts w:ascii="Times New Roman" w:cs="Times New Roman" w:eastAsia="Times New Roman" w:hAnsi="Times New Roman"/>
+          <w:sz w:val="24"/>
+          <w:szCs w:val="24"/>
+        </w:rPr>
+        <w:t xml:space="preserve">Anexo A. Evidencia Fotográfica de las Pruebas 1 y 2</w:t>
+      </w:r>
+      <w:r>
+        <w:rPr>
+          <w:rFonts w:ascii="Times New Roman" w:cs="Times New Roman" w:eastAsia="Times New Roman" w:hAnsi="Times New Roman"/>
+          <w:sz w:val="24"/>
+          <w:szCs w:val="24"/>
+        </w:rPr>
+        <w:t xml:space="preserve">	18</w:t>
       </w:r>
     </w:p>
     <w:p>
@@ -5454,7 +5811,7 @@
                 <w:sz w:val="22"/>
                 <w:szCs w:val="22"/>
               </w:rPr>
-              <w:t xml:space="preserve">Modelos 3D (30 créditos por SKU)</w:t>
+              <w:t xml:space="preserve">Costo unitario por SKU (modelo 3D con textura)</w:t>
             </w:r>
           </w:p>
         </w:tc>
@@ -5487,6 +5844,107 @@
                 <w:sz w:val="22"/>
                 <w:szCs w:val="22"/>
               </w:rPr>
+              <w:t xml:space="preserve">30 créditos</w:t>
+            </w:r>
+          </w:p>
+        </w:tc>
+        <w:tc>
+          <w:tcPr>
+            <w:tcW w:type="dxa" w:w="3760"/>
+            <w:tcBorders>
+              <w:top w:val="none" w:color="FFFFFF" w:sz="0"/>
+              <w:left w:val="none" w:color="FFFFFF" w:sz="0"/>
+              <w:bottom w:val="none" w:color="FFFFFF" w:sz="0"/>
+              <w:right w:val="none" w:color="FFFFFF" w:sz="0"/>
+            </w:tcBorders>
+            <w:tcMar>
+              <w:top w:type="dxa" w:w="60"/>
+              <w:left w:type="dxa" w:w="80"/>
+              <w:bottom w:type="dxa" w:w="60"/>
+              <w:right w:type="dxa" w:w="80"/>
+            </w:tcMar>
+          </w:tcPr>
+          <w:p>
+            <w:pPr>
+              <w:spacing w:line="240"/>
+              <w:jc w:val="left"/>
+            </w:pPr>
+            <w:r>
+              <w:rPr>
+                <w:rFonts w:ascii="Times New Roman" w:cs="Times New Roman" w:eastAsia="Times New Roman" w:hAnsi="Times New Roman"/>
+                <w:b w:val="false"/>
+                <w:bCs w:val="false"/>
+                <w:sz w:val="22"/>
+                <w:szCs w:val="22"/>
+              </w:rPr>
+              <w:t xml:space="preserve">≈ 10.50 por SKU</w:t>
+            </w:r>
+          </w:p>
+        </w:tc>
+      </w:tr>
+      <w:tr>
+        <w:tc>
+          <w:tcPr>
+            <w:tcW w:type="dxa" w:w="3400"/>
+            <w:tcBorders>
+              <w:top w:val="none" w:color="FFFFFF" w:sz="0"/>
+              <w:left w:val="none" w:color="FFFFFF" w:sz="0"/>
+              <w:bottom w:val="none" w:color="FFFFFF" w:sz="0"/>
+              <w:right w:val="none" w:color="FFFFFF" w:sz="0"/>
+            </w:tcBorders>
+            <w:tcMar>
+              <w:top w:type="dxa" w:w="60"/>
+              <w:left w:type="dxa" w:w="80"/>
+              <w:bottom w:type="dxa" w:w="60"/>
+              <w:right w:type="dxa" w:w="80"/>
+            </w:tcMar>
+          </w:tcPr>
+          <w:p>
+            <w:pPr>
+              <w:spacing w:line="240"/>
+              <w:jc w:val="left"/>
+            </w:pPr>
+            <w:r>
+              <w:rPr>
+                <w:rFonts w:ascii="Times New Roman" w:cs="Times New Roman" w:eastAsia="Times New Roman" w:hAnsi="Times New Roman"/>
+                <w:b w:val="false"/>
+                <w:bCs w:val="false"/>
+                <w:sz w:val="22"/>
+                <w:szCs w:val="22"/>
+              </w:rPr>
+              <w:t xml:space="preserve">Modelos 3D del catálogo elegible completo</w:t>
+            </w:r>
+          </w:p>
+        </w:tc>
+        <w:tc>
+          <w:tcPr>
+            <w:tcW w:type="dxa" w:w="2200"/>
+            <w:tcBorders>
+              <w:top w:val="none" w:color="FFFFFF" w:sz="0"/>
+              <w:left w:val="none" w:color="FFFFFF" w:sz="0"/>
+              <w:bottom w:val="none" w:color="FFFFFF" w:sz="0"/>
+              <w:right w:val="none" w:color="FFFFFF" w:sz="0"/>
+            </w:tcBorders>
+            <w:tcMar>
+              <w:top w:type="dxa" w:w="60"/>
+              <w:left w:type="dxa" w:w="80"/>
+              <w:bottom w:type="dxa" w:w="60"/>
+              <w:right w:type="dxa" w:w="80"/>
+            </w:tcMar>
+          </w:tcPr>
+          <w:p>
+            <w:pPr>
+              <w:spacing w:line="240"/>
+              <w:jc w:val="left"/>
+            </w:pPr>
+            <w:r>
+              <w:rPr>
+                <w:rFonts w:ascii="Times New Roman" w:cs="Times New Roman" w:eastAsia="Times New Roman" w:hAnsi="Times New Roman"/>
+                <w:b w:val="false"/>
+                <w:bCs w:val="false"/>
+                <w:sz w:val="22"/>
+                <w:szCs w:val="22"/>
+              </w:rPr>
               <w:t xml:space="preserve">82,470 créditos</w:t>
             </w:r>
           </w:p>
@@ -5520,7 +5978,7 @@
                 <w:sz w:val="22"/>
                 <w:szCs w:val="22"/>
               </w:rPr>
-              <w:t xml:space="preserve">≈ 28,800 (a tarifa Pro de 0.349/crédito; negociable por volumen)</w:t>
+              <w:t xml:space="preserve">≈ 28,800 en total (tarifa Pro de 0.349/crédito; negociable por volumen)</w:t>
             </w:r>
           </w:p>
         </w:tc>

--- a/docs/Plan_Fases_Visualizacion_3D_Argenparts.docx
+++ b/docs/Plan_Fases_Visualizacion_3D_Argenparts.docx
@@ -393,7 +393,7 @@
           <w:sz w:val="24"/>
           <w:szCs w:val="24"/>
         </w:rPr>
-        <w:t xml:space="preserve">Riesgos y Puntos de Control</w:t>
+        <w:t xml:space="preserve">Comparativa de Motores: Meshy contra Tripo</w:t>
       </w:r>
       <w:r>
         <w:rPr>
@@ -417,15 +417,15 @@
           <w:sz w:val="24"/>
           <w:szCs w:val="24"/>
         </w:rPr>
-        <w:t xml:space="preserve">Conclusión</w:t>
-      </w:r>
-      <w:r>
-        <w:rPr>
-          <w:rFonts w:ascii="Times New Roman" w:cs="Times New Roman" w:eastAsia="Times New Roman" w:hAnsi="Times New Roman"/>
-          <w:sz w:val="24"/>
-          <w:szCs w:val="24"/>
-        </w:rPr>
-        <w:t xml:space="preserve">	16</w:t>
+        <w:t xml:space="preserve">Riesgos y Puntos de Control</w:t>
+      </w:r>
+      <w:r>
+        <w:rPr>
+          <w:rFonts w:ascii="Times New Roman" w:cs="Times New Roman" w:eastAsia="Times New Roman" w:hAnsi="Times New Roman"/>
+          <w:sz w:val="24"/>
+          <w:szCs w:val="24"/>
+        </w:rPr>
+        <w:t xml:space="preserve">	17</w:t>
       </w:r>
     </w:p>
     <w:p>
@@ -441,6 +441,30 @@
           <w:sz w:val="24"/>
           <w:szCs w:val="24"/>
         </w:rPr>
+        <w:t xml:space="preserve">Conclusión</w:t>
+      </w:r>
+      <w:r>
+        <w:rPr>
+          <w:rFonts w:ascii="Times New Roman" w:cs="Times New Roman" w:eastAsia="Times New Roman" w:hAnsi="Times New Roman"/>
+          <w:sz w:val="24"/>
+          <w:szCs w:val="24"/>
+        </w:rPr>
+        <w:t xml:space="preserve">	18</w:t>
+      </w:r>
+    </w:p>
+    <w:p>
+      <w:pPr>
+        <w:tabs>
+          <w:tab w:val="right" w:pos="9360" w:leader="dot"/>
+        </w:tabs>
+        <w:spacing w:line="480"/>
+      </w:pPr>
+      <w:r>
+        <w:rPr>
+          <w:rFonts w:ascii="Times New Roman" w:cs="Times New Roman" w:eastAsia="Times New Roman" w:hAnsi="Times New Roman"/>
+          <w:sz w:val="24"/>
+          <w:szCs w:val="24"/>
+        </w:rPr>
         <w:t xml:space="preserve">Anexo A. Evidencia Fotográfica de las Pruebas 1 y 2</w:t>
       </w:r>
       <w:r>
@@ -449,7 +473,7 @@
           <w:sz w:val="24"/>
           <w:szCs w:val="24"/>
         </w:rPr>
-        <w:t xml:space="preserve">	18</w:t>
+        <w:t xml:space="preserve">	19</w:t>
       </w:r>
     </w:p>
     <w:p>
@@ -6309,6 +6333,825 @@
           <w:szCs w:val="24"/>
         </w:rPr>
         <w:t xml:space="preserve">Sobre la disyuntiva de generar todo de golpe o mes por mes: hacerlo todo de golpe costaría alrededor de 29,000 MXN en créditos comprados de una sola vez (el precio exacto de recarga debe cotizarse en la página de suscripción; para volúmenes de este tamaño conviene contactar a ventas de Meshy, que ofrece precios por volumen). Su desventaja no es solo financiera: generaría 2,749 modelos pendientes de revisión visual de golpe, cuando el control de calidad humano es el cuello de botella real del proceso, y comprometería todo el presupuesto antes de haber validado el impacto en conversión. Hacerlo mes a mes solo con los créditos de la suscripción Pro (1,000 mensuales, unos 33 SKUs al mes) tomaría más de siete años: inviable. La recomendación es el punto intermedio por lotes Pareto: mantener la suscripción Pro y comprar créditos por lote mensual de aproximadamente 500 SKUs (15,000 créditos, alrededor de 5,200 MXN al mes), empezando por los códigos de mayor venta. Así el catálogo completo se digitaliza en unos seis meses, el gasto de cada mes se autoriza con la evidencia de conversión del mes anterior, y el flujo de revisión visual avanza al mismo ritmo que la generación. Si la conversión valida con fuerza en los primeros lotes, se negocia con Meshy la compra en volumen del resto y se acelera el cierre.</w:t>
+      </w:r>
+    </w:p>
+    <w:p>
+      <w:pPr>
+        <w:pStyle w:val="Heading2"/>
+        <w:spacing w:after="0" w:before="240" w:line="480"/>
+        <w:jc w:val="left"/>
+      </w:pPr>
+      <w:r>
+        <w:rPr>
+          <w:rFonts w:ascii="Times New Roman" w:cs="Times New Roman" w:eastAsia="Times New Roman" w:hAnsi="Times New Roman"/>
+          <w:b/>
+          <w:bCs/>
+          <w:color w:val="000000"/>
+          <w:sz w:val="24"/>
+          <w:szCs w:val="24"/>
+        </w:rPr>
+        <w:t xml:space="preserve">Comparativa de Motores: Meshy contra Tripo</w:t>
+      </w:r>
+    </w:p>
+    <w:p>
+      <w:pPr>
+        <w:spacing w:after="0" w:before="0" w:line="480"/>
+        <w:ind w:firstLine="720"/>
+        <w:jc w:val="both"/>
+      </w:pPr>
+      <w:r>
+        <w:rPr>
+          <w:rFonts w:ascii="Times New Roman" w:cs="Times New Roman" w:eastAsia="Times New Roman" w:hAnsi="Times New Roman"/>
+          <w:b w:val="false"/>
+          <w:bCs w:val="false"/>
+          <w:i w:val="false"/>
+          <w:iCs w:val="false"/>
+          <w:sz w:val="24"/>
+          <w:szCs w:val="24"/>
+        </w:rPr>
+        <w:t xml:space="preserve">Ante la pregunta de la dirección sobre si Tripo resultaría más barato, se verificaron las tarifas oficiales de ambos APIs. En créditos, ambos cobran lo mismo por la operación equivalente (30 créditos por modelo multi-imagen con textura estándar); la diferencia está en el precio del crédito: Tripo vende el crédito de API a 0.01 dólares (100 créditos por dólar), pago por uso puro, sin suscripción obligatoria y con créditos que no expiran, mientras que Meshy lo vende a razón de la suscripción Pro (349 MXN por 1,000 créditos). La Tabla 6 traduce esto a pesos. En resumen: Tripo costaría aproximadamente 5.60 MXN por SKU contra 10.50 de Meshy, un ahorro cercano al 47 por ciento, unos 13,500 MXN en el catálogo elegible completo.</w:t>
+      </w:r>
+    </w:p>
+    <w:p>
+      <w:pPr>
+        <w:spacing w:before="240" w:line="240"/>
+      </w:pPr>
+      <w:r>
+        <w:rPr>
+          <w:rFonts w:ascii="Times New Roman" w:cs="Times New Roman" w:eastAsia="Times New Roman" w:hAnsi="Times New Roman"/>
+          <w:b/>
+          <w:bCs/>
+          <w:sz w:val="24"/>
+          <w:szCs w:val="24"/>
+        </w:rPr>
+        <w:t xml:space="preserve">Tabla 6</w:t>
+      </w:r>
+    </w:p>
+    <w:p>
+      <w:pPr>
+        <w:spacing w:after="120" w:line="240"/>
+      </w:pPr>
+      <w:r>
+        <w:rPr>
+          <w:rFonts w:ascii="Times New Roman" w:cs="Times New Roman" w:eastAsia="Times New Roman" w:hAnsi="Times New Roman"/>
+          <w:i/>
+          <w:iCs/>
+          <w:sz w:val="24"/>
+          <w:szCs w:val="24"/>
+        </w:rPr>
+        <w:t xml:space="preserve">Comparativa de costo por motor de IA (tarifas oficiales verificadas, tipo de cambio ref. 18.5 MXN/USD)</w:t>
+      </w:r>
+    </w:p>
+    <w:tbl>
+      <w:tblPr>
+        <w:tblW w:type="dxa" w:w="9360"/>
+        <w:tblBorders>
+          <w:top w:val="single" w:color="auto" w:sz="4"/>
+          <w:left w:val="single" w:color="auto" w:sz="4"/>
+          <w:bottom w:val="single" w:color="auto" w:sz="4"/>
+          <w:right w:val="single" w:color="auto" w:sz="4"/>
+          <w:insideH w:val="single" w:color="auto" w:sz="4"/>
+          <w:insideV w:val="single" w:color="auto" w:sz="4"/>
+        </w:tblBorders>
+      </w:tblPr>
+      <w:tblGrid>
+        <w:gridCol w:w="3400"/>
+        <w:gridCol w:w="3000"/>
+        <w:gridCol w:w="2960"/>
+      </w:tblGrid>
+      <w:tr>
+        <w:trPr>
+          <w:tblHeader/>
+        </w:trPr>
+        <w:tc>
+          <w:tcPr>
+            <w:tcW w:type="dxa" w:w="3400"/>
+            <w:tcBorders>
+              <w:top w:val="single" w:color="000000" w:sz="8"/>
+              <w:left w:val="none" w:color="FFFFFF" w:sz="0"/>
+              <w:bottom w:val="single" w:color="000000" w:sz="8"/>
+              <w:right w:val="none" w:color="FFFFFF" w:sz="0"/>
+            </w:tcBorders>
+            <w:tcMar>
+              <w:top w:type="dxa" w:w="60"/>
+              <w:left w:type="dxa" w:w="80"/>
+              <w:bottom w:type="dxa" w:w="60"/>
+              <w:right w:type="dxa" w:w="80"/>
+            </w:tcMar>
+          </w:tcPr>
+          <w:p>
+            <w:pPr>
+              <w:spacing w:line="240"/>
+              <w:jc w:val="left"/>
+            </w:pPr>
+            <w:r>
+              <w:rPr>
+                <w:rFonts w:ascii="Times New Roman" w:cs="Times New Roman" w:eastAsia="Times New Roman" w:hAnsi="Times New Roman"/>
+                <w:b/>
+                <w:bCs/>
+                <w:sz w:val="22"/>
+                <w:szCs w:val="22"/>
+              </w:rPr>
+              <w:t xml:space="preserve">Concepto</w:t>
+            </w:r>
+          </w:p>
+        </w:tc>
+        <w:tc>
+          <w:tcPr>
+            <w:tcW w:type="dxa" w:w="3000"/>
+            <w:tcBorders>
+              <w:top w:val="single" w:color="000000" w:sz="8"/>
+              <w:left w:val="none" w:color="FFFFFF" w:sz="0"/>
+              <w:bottom w:val="single" w:color="000000" w:sz="8"/>
+              <w:right w:val="none" w:color="FFFFFF" w:sz="0"/>
+            </w:tcBorders>
+            <w:tcMar>
+              <w:top w:type="dxa" w:w="60"/>
+              <w:left w:type="dxa" w:w="80"/>
+              <w:bottom w:type="dxa" w:w="60"/>
+              <w:right w:type="dxa" w:w="80"/>
+            </w:tcMar>
+          </w:tcPr>
+          <w:p>
+            <w:pPr>
+              <w:spacing w:line="240"/>
+              <w:jc w:val="left"/>
+            </w:pPr>
+            <w:r>
+              <w:rPr>
+                <w:rFonts w:ascii="Times New Roman" w:cs="Times New Roman" w:eastAsia="Times New Roman" w:hAnsi="Times New Roman"/>
+                <w:b/>
+                <w:bCs/>
+                <w:sz w:val="22"/>
+                <w:szCs w:val="22"/>
+              </w:rPr>
+              <w:t xml:space="preserve">Meshy (Meshy-6)</w:t>
+            </w:r>
+          </w:p>
+        </w:tc>
+        <w:tc>
+          <w:tcPr>
+            <w:tcW w:type="dxa" w:w="2960"/>
+            <w:tcBorders>
+              <w:top w:val="single" w:color="000000" w:sz="8"/>
+              <w:left w:val="none" w:color="FFFFFF" w:sz="0"/>
+              <w:bottom w:val="single" w:color="000000" w:sz="8"/>
+              <w:right w:val="none" w:color="FFFFFF" w:sz="0"/>
+            </w:tcBorders>
+            <w:tcMar>
+              <w:top w:type="dxa" w:w="60"/>
+              <w:left w:type="dxa" w:w="80"/>
+              <w:bottom w:type="dxa" w:w="60"/>
+              <w:right w:type="dxa" w:w="80"/>
+            </w:tcMar>
+          </w:tcPr>
+          <w:p>
+            <w:pPr>
+              <w:spacing w:line="240"/>
+              <w:jc w:val="left"/>
+            </w:pPr>
+            <w:r>
+              <w:rPr>
+                <w:rFonts w:ascii="Times New Roman" w:cs="Times New Roman" w:eastAsia="Times New Roman" w:hAnsi="Times New Roman"/>
+                <w:b/>
+                <w:bCs/>
+                <w:sz w:val="22"/>
+                <w:szCs w:val="22"/>
+              </w:rPr>
+              <w:t xml:space="preserve">Tripo (v3.1)</w:t>
+            </w:r>
+          </w:p>
+        </w:tc>
+      </w:tr>
+      <w:tr>
+        <w:tc>
+          <w:tcPr>
+            <w:tcW w:type="dxa" w:w="3400"/>
+            <w:tcBorders>
+              <w:top w:val="none" w:color="FFFFFF" w:sz="0"/>
+              <w:left w:val="none" w:color="FFFFFF" w:sz="0"/>
+              <w:bottom w:val="none" w:color="FFFFFF" w:sz="0"/>
+              <w:right w:val="none" w:color="FFFFFF" w:sz="0"/>
+            </w:tcBorders>
+            <w:tcMar>
+              <w:top w:type="dxa" w:w="60"/>
+              <w:left w:type="dxa" w:w="80"/>
+              <w:bottom w:type="dxa" w:w="60"/>
+              <w:right w:type="dxa" w:w="80"/>
+            </w:tcMar>
+          </w:tcPr>
+          <w:p>
+            <w:pPr>
+              <w:spacing w:line="240"/>
+              <w:jc w:val="left"/>
+            </w:pPr>
+            <w:r>
+              <w:rPr>
+                <w:rFonts w:ascii="Times New Roman" w:cs="Times New Roman" w:eastAsia="Times New Roman" w:hAnsi="Times New Roman"/>
+                <w:b w:val="false"/>
+                <w:bCs w:val="false"/>
+                <w:sz w:val="22"/>
+                <w:szCs w:val="22"/>
+              </w:rPr>
+              <w:t xml:space="preserve">Créditos por SKU (multi-imagen con textura)</w:t>
+            </w:r>
+          </w:p>
+        </w:tc>
+        <w:tc>
+          <w:tcPr>
+            <w:tcW w:type="dxa" w:w="3000"/>
+            <w:tcBorders>
+              <w:top w:val="none" w:color="FFFFFF" w:sz="0"/>
+              <w:left w:val="none" w:color="FFFFFF" w:sz="0"/>
+              <w:bottom w:val="none" w:color="FFFFFF" w:sz="0"/>
+              <w:right w:val="none" w:color="FFFFFF" w:sz="0"/>
+            </w:tcBorders>
+            <w:tcMar>
+              <w:top w:type="dxa" w:w="60"/>
+              <w:left w:type="dxa" w:w="80"/>
+              <w:bottom w:type="dxa" w:w="60"/>
+              <w:right w:type="dxa" w:w="80"/>
+            </w:tcMar>
+          </w:tcPr>
+          <w:p>
+            <w:pPr>
+              <w:spacing w:line="240"/>
+              <w:jc w:val="left"/>
+            </w:pPr>
+            <w:r>
+              <w:rPr>
+                <w:rFonts w:ascii="Times New Roman" w:cs="Times New Roman" w:eastAsia="Times New Roman" w:hAnsi="Times New Roman"/>
+                <w:b w:val="false"/>
+                <w:bCs w:val="false"/>
+                <w:sz w:val="22"/>
+                <w:szCs w:val="22"/>
+              </w:rPr>
+              <w:t xml:space="preserve">30</w:t>
+            </w:r>
+          </w:p>
+        </w:tc>
+        <w:tc>
+          <w:tcPr>
+            <w:tcW w:type="dxa" w:w="2960"/>
+            <w:tcBorders>
+              <w:top w:val="none" w:color="FFFFFF" w:sz="0"/>
+              <w:left w:val="none" w:color="FFFFFF" w:sz="0"/>
+              <w:bottom w:val="none" w:color="FFFFFF" w:sz="0"/>
+              <w:right w:val="none" w:color="FFFFFF" w:sz="0"/>
+            </w:tcBorders>
+            <w:tcMar>
+              <w:top w:type="dxa" w:w="60"/>
+              <w:left w:type="dxa" w:w="80"/>
+              <w:bottom w:type="dxa" w:w="60"/>
+              <w:right w:type="dxa" w:w="80"/>
+            </w:tcMar>
+          </w:tcPr>
+          <w:p>
+            <w:pPr>
+              <w:spacing w:line="240"/>
+              <w:jc w:val="left"/>
+            </w:pPr>
+            <w:r>
+              <w:rPr>
+                <w:rFonts w:ascii="Times New Roman" w:cs="Times New Roman" w:eastAsia="Times New Roman" w:hAnsi="Times New Roman"/>
+                <w:b w:val="false"/>
+                <w:bCs w:val="false"/>
+                <w:sz w:val="22"/>
+                <w:szCs w:val="22"/>
+              </w:rPr>
+              <w:t xml:space="preserve">30</w:t>
+            </w:r>
+          </w:p>
+        </w:tc>
+      </w:tr>
+      <w:tr>
+        <w:tc>
+          <w:tcPr>
+            <w:tcW w:type="dxa" w:w="3400"/>
+            <w:tcBorders>
+              <w:top w:val="none" w:color="FFFFFF" w:sz="0"/>
+              <w:left w:val="none" w:color="FFFFFF" w:sz="0"/>
+              <w:bottom w:val="none" w:color="FFFFFF" w:sz="0"/>
+              <w:right w:val="none" w:color="FFFFFF" w:sz="0"/>
+            </w:tcBorders>
+            <w:tcMar>
+              <w:top w:type="dxa" w:w="60"/>
+              <w:left w:type="dxa" w:w="80"/>
+              <w:bottom w:type="dxa" w:w="60"/>
+              <w:right w:type="dxa" w:w="80"/>
+            </w:tcMar>
+          </w:tcPr>
+          <w:p>
+            <w:pPr>
+              <w:spacing w:line="240"/>
+              <w:jc w:val="left"/>
+            </w:pPr>
+            <w:r>
+              <w:rPr>
+                <w:rFonts w:ascii="Times New Roman" w:cs="Times New Roman" w:eastAsia="Times New Roman" w:hAnsi="Times New Roman"/>
+                <w:b w:val="false"/>
+                <w:bCs w:val="false"/>
+                <w:sz w:val="22"/>
+                <w:szCs w:val="22"/>
+              </w:rPr>
+              <w:t xml:space="preserve">Precio por crédito</w:t>
+            </w:r>
+          </w:p>
+        </w:tc>
+        <w:tc>
+          <w:tcPr>
+            <w:tcW w:type="dxa" w:w="3000"/>
+            <w:tcBorders>
+              <w:top w:val="none" w:color="FFFFFF" w:sz="0"/>
+              <w:left w:val="none" w:color="FFFFFF" w:sz="0"/>
+              <w:bottom w:val="none" w:color="FFFFFF" w:sz="0"/>
+              <w:right w:val="none" w:color="FFFFFF" w:sz="0"/>
+            </w:tcBorders>
+            <w:tcMar>
+              <w:top w:type="dxa" w:w="60"/>
+              <w:left w:type="dxa" w:w="80"/>
+              <w:bottom w:type="dxa" w:w="60"/>
+              <w:right w:type="dxa" w:w="80"/>
+            </w:tcMar>
+          </w:tcPr>
+          <w:p>
+            <w:pPr>
+              <w:spacing w:line="240"/>
+              <w:jc w:val="left"/>
+            </w:pPr>
+            <w:r>
+              <w:rPr>
+                <w:rFonts w:ascii="Times New Roman" w:cs="Times New Roman" w:eastAsia="Times New Roman" w:hAnsi="Times New Roman"/>
+                <w:b w:val="false"/>
+                <w:bCs w:val="false"/>
+                <w:sz w:val="22"/>
+                <w:szCs w:val="22"/>
+              </w:rPr>
+              <w:t xml:space="preserve">0.349 MXN (vía plan Pro)</w:t>
+            </w:r>
+          </w:p>
+        </w:tc>
+        <w:tc>
+          <w:tcPr>
+            <w:tcW w:type="dxa" w:w="2960"/>
+            <w:tcBorders>
+              <w:top w:val="none" w:color="FFFFFF" w:sz="0"/>
+              <w:left w:val="none" w:color="FFFFFF" w:sz="0"/>
+              <w:bottom w:val="none" w:color="FFFFFF" w:sz="0"/>
+              <w:right w:val="none" w:color="FFFFFF" w:sz="0"/>
+            </w:tcBorders>
+            <w:tcMar>
+              <w:top w:type="dxa" w:w="60"/>
+              <w:left w:type="dxa" w:w="80"/>
+              <w:bottom w:type="dxa" w:w="60"/>
+              <w:right w:type="dxa" w:w="80"/>
+            </w:tcMar>
+          </w:tcPr>
+          <w:p>
+            <w:pPr>
+              <w:spacing w:line="240"/>
+              <w:jc w:val="left"/>
+            </w:pPr>
+            <w:r>
+              <w:rPr>
+                <w:rFonts w:ascii="Times New Roman" w:cs="Times New Roman" w:eastAsia="Times New Roman" w:hAnsi="Times New Roman"/>
+                <w:b w:val="false"/>
+                <w:bCs w:val="false"/>
+                <w:sz w:val="22"/>
+                <w:szCs w:val="22"/>
+              </w:rPr>
+              <w:t xml:space="preserve">0.185 MXN (0.01 USD, sin suscripción)</w:t>
+            </w:r>
+          </w:p>
+        </w:tc>
+      </w:tr>
+      <w:tr>
+        <w:tc>
+          <w:tcPr>
+            <w:tcW w:type="dxa" w:w="3400"/>
+            <w:tcBorders>
+              <w:top w:val="none" w:color="FFFFFF" w:sz="0"/>
+              <w:left w:val="none" w:color="FFFFFF" w:sz="0"/>
+              <w:bottom w:val="none" w:color="FFFFFF" w:sz="0"/>
+              <w:right w:val="none" w:color="FFFFFF" w:sz="0"/>
+            </w:tcBorders>
+            <w:tcMar>
+              <w:top w:type="dxa" w:w="60"/>
+              <w:left w:type="dxa" w:w="80"/>
+              <w:bottom w:type="dxa" w:w="60"/>
+              <w:right w:type="dxa" w:w="80"/>
+            </w:tcMar>
+          </w:tcPr>
+          <w:p>
+            <w:pPr>
+              <w:spacing w:line="240"/>
+              <w:jc w:val="left"/>
+            </w:pPr>
+            <w:r>
+              <w:rPr>
+                <w:rFonts w:ascii="Times New Roman" w:cs="Times New Roman" w:eastAsia="Times New Roman" w:hAnsi="Times New Roman"/>
+                <w:b w:val="false"/>
+                <w:bCs w:val="false"/>
+                <w:sz w:val="22"/>
+                <w:szCs w:val="22"/>
+              </w:rPr>
+              <w:t xml:space="preserve">Costo por SKU</w:t>
+            </w:r>
+          </w:p>
+        </w:tc>
+        <w:tc>
+          <w:tcPr>
+            <w:tcW w:type="dxa" w:w="3000"/>
+            <w:tcBorders>
+              <w:top w:val="none" w:color="FFFFFF" w:sz="0"/>
+              <w:left w:val="none" w:color="FFFFFF" w:sz="0"/>
+              <w:bottom w:val="none" w:color="FFFFFF" w:sz="0"/>
+              <w:right w:val="none" w:color="FFFFFF" w:sz="0"/>
+            </w:tcBorders>
+            <w:tcMar>
+              <w:top w:type="dxa" w:w="60"/>
+              <w:left w:type="dxa" w:w="80"/>
+              <w:bottom w:type="dxa" w:w="60"/>
+              <w:right w:type="dxa" w:w="80"/>
+            </w:tcMar>
+          </w:tcPr>
+          <w:p>
+            <w:pPr>
+              <w:spacing w:line="240"/>
+              <w:jc w:val="left"/>
+            </w:pPr>
+            <w:r>
+              <w:rPr>
+                <w:rFonts w:ascii="Times New Roman" w:cs="Times New Roman" w:eastAsia="Times New Roman" w:hAnsi="Times New Roman"/>
+                <w:b w:val="false"/>
+                <w:bCs w:val="false"/>
+                <w:sz w:val="22"/>
+                <w:szCs w:val="22"/>
+              </w:rPr>
+              <w:t xml:space="preserve">≈ 10.50 MXN</w:t>
+            </w:r>
+          </w:p>
+        </w:tc>
+        <w:tc>
+          <w:tcPr>
+            <w:tcW w:type="dxa" w:w="2960"/>
+            <w:tcBorders>
+              <w:top w:val="none" w:color="FFFFFF" w:sz="0"/>
+              <w:left w:val="none" w:color="FFFFFF" w:sz="0"/>
+              <w:bottom w:val="none" w:color="FFFFFF" w:sz="0"/>
+              <w:right w:val="none" w:color="FFFFFF" w:sz="0"/>
+            </w:tcBorders>
+            <w:tcMar>
+              <w:top w:type="dxa" w:w="60"/>
+              <w:left w:type="dxa" w:w="80"/>
+              <w:bottom w:type="dxa" w:w="60"/>
+              <w:right w:type="dxa" w:w="80"/>
+            </w:tcMar>
+          </w:tcPr>
+          <w:p>
+            <w:pPr>
+              <w:spacing w:line="240"/>
+              <w:jc w:val="left"/>
+            </w:pPr>
+            <w:r>
+              <w:rPr>
+                <w:rFonts w:ascii="Times New Roman" w:cs="Times New Roman" w:eastAsia="Times New Roman" w:hAnsi="Times New Roman"/>
+                <w:b w:val="false"/>
+                <w:bCs w:val="false"/>
+                <w:sz w:val="22"/>
+                <w:szCs w:val="22"/>
+              </w:rPr>
+              <w:t xml:space="preserve">≈ 5.60 MXN</w:t>
+            </w:r>
+          </w:p>
+        </w:tc>
+      </w:tr>
+      <w:tr>
+        <w:tc>
+          <w:tcPr>
+            <w:tcW w:type="dxa" w:w="3400"/>
+            <w:tcBorders>
+              <w:top w:val="none" w:color="FFFFFF" w:sz="0"/>
+              <w:left w:val="none" w:color="FFFFFF" w:sz="0"/>
+              <w:bottom w:val="none" w:color="FFFFFF" w:sz="0"/>
+              <w:right w:val="none" w:color="FFFFFF" w:sz="0"/>
+            </w:tcBorders>
+            <w:tcMar>
+              <w:top w:type="dxa" w:w="60"/>
+              <w:left w:type="dxa" w:w="80"/>
+              <w:bottom w:type="dxa" w:w="60"/>
+              <w:right w:type="dxa" w:w="80"/>
+            </w:tcMar>
+          </w:tcPr>
+          <w:p>
+            <w:pPr>
+              <w:spacing w:line="240"/>
+              <w:jc w:val="left"/>
+            </w:pPr>
+            <w:r>
+              <w:rPr>
+                <w:rFonts w:ascii="Times New Roman" w:cs="Times New Roman" w:eastAsia="Times New Roman" w:hAnsi="Times New Roman"/>
+                <w:b w:val="false"/>
+                <w:bCs w:val="false"/>
+                <w:sz w:val="22"/>
+                <w:szCs w:val="22"/>
+              </w:rPr>
+              <w:t xml:space="preserve">Catálogo elegible (2,749 SKUs)</w:t>
+            </w:r>
+          </w:p>
+        </w:tc>
+        <w:tc>
+          <w:tcPr>
+            <w:tcW w:type="dxa" w:w="3000"/>
+            <w:tcBorders>
+              <w:top w:val="none" w:color="FFFFFF" w:sz="0"/>
+              <w:left w:val="none" w:color="FFFFFF" w:sz="0"/>
+              <w:bottom w:val="none" w:color="FFFFFF" w:sz="0"/>
+              <w:right w:val="none" w:color="FFFFFF" w:sz="0"/>
+            </w:tcBorders>
+            <w:tcMar>
+              <w:top w:type="dxa" w:w="60"/>
+              <w:left w:type="dxa" w:w="80"/>
+              <w:bottom w:type="dxa" w:w="60"/>
+              <w:right w:type="dxa" w:w="80"/>
+            </w:tcMar>
+          </w:tcPr>
+          <w:p>
+            <w:pPr>
+              <w:spacing w:line="240"/>
+              <w:jc w:val="left"/>
+            </w:pPr>
+            <w:r>
+              <w:rPr>
+                <w:rFonts w:ascii="Times New Roman" w:cs="Times New Roman" w:eastAsia="Times New Roman" w:hAnsi="Times New Roman"/>
+                <w:b w:val="false"/>
+                <w:bCs w:val="false"/>
+                <w:sz w:val="22"/>
+                <w:szCs w:val="22"/>
+              </w:rPr>
+              <w:t xml:space="preserve">≈ 28,800 MXN</w:t>
+            </w:r>
+          </w:p>
+        </w:tc>
+        <w:tc>
+          <w:tcPr>
+            <w:tcW w:type="dxa" w:w="2960"/>
+            <w:tcBorders>
+              <w:top w:val="none" w:color="FFFFFF" w:sz="0"/>
+              <w:left w:val="none" w:color="FFFFFF" w:sz="0"/>
+              <w:bottom w:val="none" w:color="FFFFFF" w:sz="0"/>
+              <w:right w:val="none" w:color="FFFFFF" w:sz="0"/>
+            </w:tcBorders>
+            <w:tcMar>
+              <w:top w:type="dxa" w:w="60"/>
+              <w:left w:type="dxa" w:w="80"/>
+              <w:bottom w:type="dxa" w:w="60"/>
+              <w:right w:type="dxa" w:w="80"/>
+            </w:tcMar>
+          </w:tcPr>
+          <w:p>
+            <w:pPr>
+              <w:spacing w:line="240"/>
+              <w:jc w:val="left"/>
+            </w:pPr>
+            <w:r>
+              <w:rPr>
+                <w:rFonts w:ascii="Times New Roman" w:cs="Times New Roman" w:eastAsia="Times New Roman" w:hAnsi="Times New Roman"/>
+                <w:b w:val="false"/>
+                <w:bCs w:val="false"/>
+                <w:sz w:val="22"/>
+                <w:szCs w:val="22"/>
+              </w:rPr>
+              <w:t xml:space="preserve">≈ 15,300 MXN</w:t>
+            </w:r>
+          </w:p>
+        </w:tc>
+      </w:tr>
+      <w:tr>
+        <w:tc>
+          <w:tcPr>
+            <w:tcW w:type="dxa" w:w="3400"/>
+            <w:tcBorders>
+              <w:top w:val="none" w:color="FFFFFF" w:sz="0"/>
+              <w:left w:val="none" w:color="FFFFFF" w:sz="0"/>
+              <w:bottom w:val="none" w:color="FFFFFF" w:sz="0"/>
+              <w:right w:val="none" w:color="FFFFFF" w:sz="0"/>
+            </w:tcBorders>
+            <w:tcMar>
+              <w:top w:type="dxa" w:w="60"/>
+              <w:left w:type="dxa" w:w="80"/>
+              <w:bottom w:type="dxa" w:w="60"/>
+              <w:right w:type="dxa" w:w="80"/>
+            </w:tcMar>
+          </w:tcPr>
+          <w:p>
+            <w:pPr>
+              <w:spacing w:line="240"/>
+              <w:jc w:val="left"/>
+            </w:pPr>
+            <w:r>
+              <w:rPr>
+                <w:rFonts w:ascii="Times New Roman" w:cs="Times New Roman" w:eastAsia="Times New Roman" w:hAnsi="Times New Roman"/>
+                <w:b w:val="false"/>
+                <w:bCs w:val="false"/>
+                <w:sz w:val="22"/>
+                <w:szCs w:val="22"/>
+              </w:rPr>
+              <w:t xml:space="preserve">Suscripción base requerida</w:t>
+            </w:r>
+          </w:p>
+        </w:tc>
+        <w:tc>
+          <w:tcPr>
+            <w:tcW w:type="dxa" w:w="3000"/>
+            <w:tcBorders>
+              <w:top w:val="none" w:color="FFFFFF" w:sz="0"/>
+              <w:left w:val="none" w:color="FFFFFF" w:sz="0"/>
+              <w:bottom w:val="none" w:color="FFFFFF" w:sz="0"/>
+              <w:right w:val="none" w:color="FFFFFF" w:sz="0"/>
+            </w:tcBorders>
+            <w:tcMar>
+              <w:top w:type="dxa" w:w="60"/>
+              <w:left w:type="dxa" w:w="80"/>
+              <w:bottom w:type="dxa" w:w="60"/>
+              <w:right w:type="dxa" w:w="80"/>
+            </w:tcMar>
+          </w:tcPr>
+          <w:p>
+            <w:pPr>
+              <w:spacing w:line="240"/>
+              <w:jc w:val="left"/>
+            </w:pPr>
+            <w:r>
+              <w:rPr>
+                <w:rFonts w:ascii="Times New Roman" w:cs="Times New Roman" w:eastAsia="Times New Roman" w:hAnsi="Times New Roman"/>
+                <w:b w:val="false"/>
+                <w:bCs w:val="false"/>
+                <w:sz w:val="22"/>
+                <w:szCs w:val="22"/>
+              </w:rPr>
+              <w:t xml:space="preserve">Sí (349 MXN/mes)</w:t>
+            </w:r>
+          </w:p>
+        </w:tc>
+        <w:tc>
+          <w:tcPr>
+            <w:tcW w:type="dxa" w:w="2960"/>
+            <w:tcBorders>
+              <w:top w:val="none" w:color="FFFFFF" w:sz="0"/>
+              <w:left w:val="none" w:color="FFFFFF" w:sz="0"/>
+              <w:bottom w:val="none" w:color="FFFFFF" w:sz="0"/>
+              <w:right w:val="none" w:color="FFFFFF" w:sz="0"/>
+            </w:tcBorders>
+            <w:tcMar>
+              <w:top w:type="dxa" w:w="60"/>
+              <w:left w:type="dxa" w:w="80"/>
+              <w:bottom w:type="dxa" w:w="60"/>
+              <w:right w:type="dxa" w:w="80"/>
+            </w:tcMar>
+          </w:tcPr>
+          <w:p>
+            <w:pPr>
+              <w:spacing w:line="240"/>
+              <w:jc w:val="left"/>
+            </w:pPr>
+            <w:r>
+              <w:rPr>
+                <w:rFonts w:ascii="Times New Roman" w:cs="Times New Roman" w:eastAsia="Times New Roman" w:hAnsi="Times New Roman"/>
+                <w:b w:val="false"/>
+                <w:bCs w:val="false"/>
+                <w:sz w:val="22"/>
+                <w:szCs w:val="22"/>
+              </w:rPr>
+              <w:t xml:space="preserve">No (pago por uso)</w:t>
+            </w:r>
+          </w:p>
+        </w:tc>
+      </w:tr>
+      <w:tr>
+        <w:tc>
+          <w:tcPr>
+            <w:tcW w:type="dxa" w:w="3400"/>
+            <w:tcBorders>
+              <w:top w:val="none" w:color="FFFFFF" w:sz="0"/>
+              <w:left w:val="none" w:color="FFFFFF" w:sz="0"/>
+              <w:bottom w:val="single" w:color="000000" w:sz="8"/>
+              <w:right w:val="none" w:color="FFFFFF" w:sz="0"/>
+            </w:tcBorders>
+            <w:tcMar>
+              <w:top w:type="dxa" w:w="60"/>
+              <w:left w:type="dxa" w:w="80"/>
+              <w:bottom w:type="dxa" w:w="60"/>
+              <w:right w:type="dxa" w:w="80"/>
+            </w:tcMar>
+          </w:tcPr>
+          <w:p>
+            <w:pPr>
+              <w:spacing w:line="240"/>
+              <w:jc w:val="left"/>
+            </w:pPr>
+            <w:r>
+              <w:rPr>
+                <w:rFonts w:ascii="Times New Roman" w:cs="Times New Roman" w:eastAsia="Times New Roman" w:hAnsi="Times New Roman"/>
+                <w:b w:val="false"/>
+                <w:bCs w:val="false"/>
+                <w:sz w:val="22"/>
+                <w:szCs w:val="22"/>
+              </w:rPr>
+              <w:t xml:space="preserve">Expiración de créditos</w:t>
+            </w:r>
+          </w:p>
+        </w:tc>
+        <w:tc>
+          <w:tcPr>
+            <w:tcW w:type="dxa" w:w="3000"/>
+            <w:tcBorders>
+              <w:top w:val="none" w:color="FFFFFF" w:sz="0"/>
+              <w:left w:val="none" w:color="FFFFFF" w:sz="0"/>
+              <w:bottom w:val="single" w:color="000000" w:sz="8"/>
+              <w:right w:val="none" w:color="FFFFFF" w:sz="0"/>
+            </w:tcBorders>
+            <w:tcMar>
+              <w:top w:type="dxa" w:w="60"/>
+              <w:left w:type="dxa" w:w="80"/>
+              <w:bottom w:type="dxa" w:w="60"/>
+              <w:right w:type="dxa" w:w="80"/>
+            </w:tcMar>
+          </w:tcPr>
+          <w:p>
+            <w:pPr>
+              <w:spacing w:line="240"/>
+              <w:jc w:val="left"/>
+            </w:pPr>
+            <w:r>
+              <w:rPr>
+                <w:rFonts w:ascii="Times New Roman" w:cs="Times New Roman" w:eastAsia="Times New Roman" w:hAnsi="Times New Roman"/>
+                <w:b w:val="false"/>
+                <w:bCs w:val="false"/>
+                <w:sz w:val="22"/>
+                <w:szCs w:val="22"/>
+              </w:rPr>
+              <w:t xml:space="preserve">Mensual según plan</w:t>
+            </w:r>
+          </w:p>
+        </w:tc>
+        <w:tc>
+          <w:tcPr>
+            <w:tcW w:type="dxa" w:w="2960"/>
+            <w:tcBorders>
+              <w:top w:val="none" w:color="FFFFFF" w:sz="0"/>
+              <w:left w:val="none" w:color="FFFFFF" w:sz="0"/>
+              <w:bottom w:val="single" w:color="000000" w:sz="8"/>
+              <w:right w:val="none" w:color="FFFFFF" w:sz="0"/>
+            </w:tcBorders>
+            <w:tcMar>
+              <w:top w:type="dxa" w:w="60"/>
+              <w:left w:type="dxa" w:w="80"/>
+              <w:bottom w:type="dxa" w:w="60"/>
+              <w:right w:type="dxa" w:w="80"/>
+            </w:tcMar>
+          </w:tcPr>
+          <w:p>
+            <w:pPr>
+              <w:spacing w:line="240"/>
+              <w:jc w:val="left"/>
+            </w:pPr>
+            <w:r>
+              <w:rPr>
+                <w:rFonts w:ascii="Times New Roman" w:cs="Times New Roman" w:eastAsia="Times New Roman" w:hAnsi="Times New Roman"/>
+                <w:b w:val="false"/>
+                <w:bCs w:val="false"/>
+                <w:sz w:val="22"/>
+                <w:szCs w:val="22"/>
+              </w:rPr>
+              <w:t xml:space="preserve">No expiran</w:t>
+            </w:r>
+          </w:p>
+        </w:tc>
+      </w:tr>
+    </w:tbl>
+    <w:p>
+      <w:pPr>
+        <w:spacing w:after="240" w:line="240"/>
+      </w:pPr>
+    </w:p>
+    <w:p>
+      <w:pPr>
+        <w:spacing w:after="0" w:before="0" w:line="480"/>
+        <w:ind w:firstLine="720"/>
+        <w:jc w:val="both"/>
+      </w:pPr>
+      <w:r>
+        <w:rPr>
+          <w:rFonts w:ascii="Times New Roman" w:cs="Times New Roman" w:eastAsia="Times New Roman" w:hAnsi="Times New Roman"/>
+          <w:b w:val="false"/>
+          <w:bCs w:val="false"/>
+          <w:i w:val="false"/>
+          <w:iCs w:val="false"/>
+          <w:sz w:val="24"/>
+          <w:szCs w:val="24"/>
+        </w:rPr>
+        <w:t xml:space="preserve">La cifra favorece a Tripo, pero la decisión no debe tomarse solo por precio: en la Prueba 2, el modelo de Tripo mostró textura algo más plana y una malla mucho más pesada (1.9 millones de caras) que requiere pasos adicionales de optimización, con costo extra de entre 5 y 10 créditos por SKU en su API, que aun así lo deja por debajo de Meshy. Dado que el pipeline se diseñó con el motor intercambiable (cambiar de Meshy a Tripo son dos nodos HTTP en n8n), la recomendación es resolverlo con evidencia: generar el primer lote Pareto duplicado en ambos motores, comparar la tasa de aprobación del control de calidad visual de cada uno, y adjudicar el volumen restante al motor con mejor relación aprobación/costo. Si la calidad de Tripo aprueba al mismo ritmo que la de Meshy, el ahorro del 47 por ciento es dinero directo.</w:t>
       </w:r>
     </w:p>
     <w:p>
